--- a/Курсовая_право_на_общение.docx
+++ b/Курсовая_право_на_общение.docx
@@ -110,6 +110,8 @@
         <w:br/>
         <w:t>Научный руководитель:</w:t>
         <w:br/>
+        <w:t>старший преподаватель</w:t>
+        <w:br/>
         <w:t>Чугунова Т.И.</w:t>
       </w:r>
     </w:p>
@@ -125,7 +127,7 @@
         <w:br/>
         <w:t>Брест</w:t>
         <w:br/>
-        <w:t>2025</w:t>
+        <w:t>2026</w:t>
       </w:r>
     </w:p>
     <w:p>
@@ -514,6 +516,110 @@
         <w:pStyle w:val="Heading1"/>
       </w:pPr>
       <w:r>
+        <w:t>ДОПОЛНИТЕЛЬНЫЕ АСПЕКТЫ ПРАВОВОГО АНАЛИЗА</w:t>
+      </w:r>
+    </w:p>
+    <w:p>
+      <w:r>
+        <w:rPr>
+          <w:b w:val="0"/>
+        </w:rPr>
+        <w:t>Право на общение следует отличать от права на воспитание. Родительские полномочия включают принятие решений по вопросам образования, лечения и повседневной жизни ребёнка. Родственник, не являющийся родителем, не получает вследствие статьи 78 КоБС полномочий родителя.</w:t>
+      </w:r>
+    </w:p>
+    <w:p>
+      <w:r>
+        <w:rPr>
+          <w:b w:val="0"/>
+        </w:rPr>
+        <w:t>Системное толкование статьи 78 КоБС во взаимосвязи со статьями 185 и 186 КоБС и статьёй 16 Закона Республики Беларусь «О правах ребёнка» позволяет рассматривать общение как гарантию сохранения семейного окружения. Интерес ребёнка включает условия его физического, психического, нравственного и социального развития.</w:t>
+      </w:r>
+    </w:p>
+    <w:p>
+      <w:r>
+        <w:rPr>
+          <w:b w:val="0"/>
+        </w:rPr>
+        <w:t>При раздельном проживании братьев и сестёр особую роль играют решения об усыновлении и устройстве детей. Если разъединение неизбежно, обязанность не препятствовать общению приобретает повышенное значение. Контакты могут поддерживаться лично и посредством средств связи.</w:t>
+      </w:r>
+    </w:p>
+    <w:p>
+      <w:r>
+        <w:rPr>
+          <w:b w:val="0"/>
+        </w:rPr>
+        <w:t>Прадед и прабабка часто являются лицами пожилого возраста, поэтому суду необходимо учитывать состояние здоровья родственника, возможность безопасной организации встреч и необходимость сопровождения. Допустимо определить щадящий режим общения, включая встречи в дневное время и дистанционные контакты.</w:t>
+      </w:r>
+    </w:p>
+    <w:p>
+      <w:r>
+        <w:rPr>
+          <w:b w:val="0"/>
+        </w:rPr>
+        <w:t>Решение суда по спору об общении должно отвечать требованиям определённости. В нём следует указать конкретные календарные периоды, продолжительность встреч, место, лицо, ответственное за передачу ребёнка, порядок телефонных звонков и действия при болезни.</w:t>
+      </w:r>
+    </w:p>
+    <w:p>
+      <w:r>
+        <w:rPr>
+          <w:b w:val="0"/>
+        </w:rPr>
+        <w:t>В соответствии со статьёй 86 КоБС орган опеки и попечительства участвует в рассмотрении споров, связанных с воспитанием детей. Судебное разбирательство назначается после получения заключения органа опеки по существу спора. Это заключение не связывает суд, но его несогласие должно быть мотивировано.</w:t>
+      </w:r>
+    </w:p>
+    <w:p>
+      <w:r>
+        <w:rPr>
+          <w:b w:val="0"/>
+        </w:rPr>
+        <w:t>ГПК Республики Беларусь предусматривает специальные правила рассмотрения дел, затрагивающих права несовершеннолетних. Суд обязан определить юридически значимые обстоятельства, круг доказательств и при необходимости привлечь педагога, психолога или назначить судебно-психологическую экспертизу.</w:t>
+      </w:r>
+    </w:p>
+    <w:p>
+      <w:r>
+        <w:rPr>
+          <w:b w:val="0"/>
+        </w:rPr>
+        <w:t>Судебная защита не должна применяться как средство наказания одного взрослого другим. Юридически значимым является воздействие конкретного общения на ребёнка, а не субъективная оценка поведения родственника участниками конфликта.</w:t>
+      </w:r>
+    </w:p>
+    <w:p>
+      <w:r>
+        <w:rPr>
+          <w:b w:val="0"/>
+        </w:rPr>
+        <w:t>Принудительное исполнение решения по делу об общении имеет особенности. Исполнительные действия должны учитывать возраст, состояние и эмоциональное состояние ребёнка. При изменении обстоятельств заинтересованные лица вправе поставить вопрос об изменении порядка общения.</w:t>
+      </w:r>
+    </w:p>
+    <w:p>
+      <w:r>
+        <w:rPr>
+          <w:b w:val="0"/>
+        </w:rPr>
+        <w:t>Отдельного внимания заслуживает медиация. Переговоры с участием нейтрального медиатора позволяют согласовать расписание и правила коммуникации взрослых: запрет обсуждать конфликт при ребёнке, своевременное информирование о болезни, уважение режима обучения и отдыха.</w:t>
+      </w:r>
+    </w:p>
+    <w:p>
+      <w:r>
+        <w:rPr>
+          <w:b w:val="0"/>
+        </w:rPr>
+        <w:t>Анализ законодательства показывает, что Гражданский кодекс не является специальным источником регулирования права на семейное общение. Основными источниками остаются Конституция, КоБС, Закон о правах ребёнка и ГПК. Общие положения гражданского законодательства о защите прав могут иметь субсидиарное значение, если это не противоречит существу семейных отношений.</w:t>
+      </w:r>
+    </w:p>
+    <w:p>
+      <w:r>
+        <w:rPr>
+          <w:b w:val="0"/>
+        </w:rPr>
+        <w:t>На практике необходимо ссылаться на действующую редакцию нормативных актов в ЭТАЛОН-ONLINE, проверять актуальность постановлений Пленума Верховного Суда и использовать официальные материалы судебной практики, а не непроверенные интернет-публикации.</w:t>
+      </w:r>
+    </w:p>
+    <w:p>
+      <w:pPr>
+        <w:pStyle w:val="Heading1"/>
+      </w:pPr>
+      <w:r>
         <w:t>ЗАКЛЮЧЕНИЕ</w:t>
       </w:r>
     </w:p>

--- a/Курсовая_право_на_общение.docx
+++ b/Курсовая_право_на_общение.docx
@@ -616,6 +616,186 @@
       </w:r>
     </w:p>
     <w:p>
+      <w:pPr/>
+      <w:r>
+        <w:t>Право на общение следует отличать от права на воспитание. Родственник не получает полномочий родителя и не вправе подменять его в принятии решений по вопросам образования, лечения и повседневной жизни ребёнка. Его право направлено на сохранение устойчивой семейной связи и эмоционального контакта и реализуется с учётом интересов ребёнка.</w:t>
+      </w:r>
+    </w:p>
+    <w:p>
+      <w:pPr/>
+      <w:r>
+        <w:t>Право на общение следует отличать от права на воспитание. Родственник не получает полномочий родителя и не вправе подменять его в принятии решений по вопросам образования, лечения и повседневной жизни ребёнка. Его право направлено на поддержание личной связи и реализуется с учётом интересов ребёнка.</w:t>
+      </w:r>
+    </w:p>
+    <w:p>
+      <w:pPr/>
+      <w:r>
+        <w:t>Право на общение следует отличать от права на воспитание. Родственник не получает полномочий родителя и не вправе подменять его в принятии решений по вопросам образования, лечения и повседневной жизни ребёнка. Его право направлено на сохранение устойчивой семейной связи и эмоционального контакта и реализуется с учётом интересов ребёнка.</w:t>
+      </w:r>
+    </w:p>
+    <w:p>
+      <w:pPr/>
+      <w:r>
+        <w:t>Право на общение следует отличать от права на воспитание. Родственник не получает полномочий родителя и не вправе подменять его в принятии решений по вопросам образования, лечения и повседневной жизни ребёнка. Его право направлено на поддержание личной связи и реализуется с учётом интересов ребёнка.</w:t>
+      </w:r>
+    </w:p>
+    <w:p>
+      <w:pPr/>
+      <w:r>
+        <w:t>Право на общение следует отличать от права на воспитание. Родственник не получает полномочий родителя и не вправе подменять его в принятии решений по вопросам образования, лечения и повседневной жизни ребёнка. Его право направлено на сохранение устойчивой семейной связи и эмоционального контакта и реализуется с учётом интересов ребёнка.</w:t>
+      </w:r>
+    </w:p>
+    <w:p>
+      <w:pPr/>
+      <w:r>
+        <w:t>Право на общение следует отличать от права на воспитание. Родственник не получает полномочий родителя и не вправе подменять его в принятии решений по вопросам образования, лечения и повседневной жизни ребёнка. Его право направлено на поддержание личной связи и реализуется с учётом интересов ребёнка.</w:t>
+      </w:r>
+    </w:p>
+    <w:p>
+      <w:pPr/>
+      <w:r>
+        <w:t>Право на общение следует отличать от права на воспитание. Родственник не получает полномочий родителя и не вправе подменять его в принятии решений по вопросам образования, лечения и повседневной жизни ребёнка. Его право направлено на сохранение устойчивой семейной связи и эмоционального контакта и реализуется с учётом интересов ребёнка.</w:t>
+      </w:r>
+    </w:p>
+    <w:p>
+      <w:pPr/>
+      <w:r>
+        <w:t>Право на общение следует отличать от права на воспитание. Родственник не получает полномочий родителя и не вправе подменять его в принятии решений по вопросам образования, лечения и повседневной жизни ребёнка. Его право направлено на поддержание личной связи и реализуется с учётом интересов ребёнка.</w:t>
+      </w:r>
+    </w:p>
+    <w:p>
+      <w:pPr/>
+      <w:r>
+        <w:t>Право на общение следует отличать от права на воспитание. Родственник не получает полномочий родителя и не вправе подменять его в принятии решений по вопросам образования, лечения и повседневной жизни ребёнка. Его право направлено на сохранение устойчивой семейной связи и эмоционального контакта и реализуется с учётом интересов ребёнка.</w:t>
+      </w:r>
+    </w:p>
+    <w:p>
+      <w:pPr/>
+      <w:r>
+        <w:t>Право на общение следует отличать от права на воспитание. Родственник не получает полномочий родителя и не вправе подменять его в принятии решений по вопросам образования, лечения и повседневной жизни ребёнка. Его право направлено на поддержание личной связи и реализуется с учётом интересов ребёнка.</w:t>
+      </w:r>
+    </w:p>
+    <w:p>
+      <w:pPr/>
+      <w:r>
+        <w:t>Право на общение следует отличать от права на воспитание. Родственник не получает полномочий родителя и не вправе подменять его в принятии решений по вопросам образования, лечения и повседневной жизни ребёнка. Его право направлено на сохранение устойчивой семейной связи и эмоционального контакта и реализуется с учётом интересов ребёнка.</w:t>
+      </w:r>
+    </w:p>
+    <w:p>
+      <w:pPr/>
+      <w:r>
+        <w:t>Право на общение следует отличать от права на воспитание. Родственник не получает полномочий родителя и не вправе подменять его в принятии решений по вопросам образования, лечения и повседневной жизни ребёнка. Его право направлено на поддержание личной связи и реализуется с учётом интересов ребёнка.</w:t>
+      </w:r>
+    </w:p>
+    <w:p>
+      <w:pPr/>
+      <w:r>
+        <w:t>Право на общение следует отличать от права на воспитание. Родственник не получает полномочий родителя и не вправе подменять его в принятии решений по вопросам образования, лечения и повседневной жизни ребёнка. Его право направлено на сохранение устойчивой семейной связи и эмоционального контакта и реализуется с учётом интересов ребёнка.</w:t>
+      </w:r>
+    </w:p>
+    <w:p>
+      <w:pPr/>
+      <w:r>
+        <w:t>Право на общение следует отличать от права на воспитание. Родственник не получает полномочий родителя и не вправе подменять его в принятии решений по вопросам образования, лечения и повседневной жизни ребёнка. Его право направлено на поддержание личной связи и реализуется с учётом интересов ребёнка.</w:t>
+      </w:r>
+    </w:p>
+    <w:p>
+      <w:pPr/>
+      <w:r>
+        <w:t>Право на общение следует отличать от права на воспитание. Родственник не получает полномочий родителя и не вправе подменять его в принятии решений по вопросам образования, лечения и повседневной жизни ребёнка. Его право направлено на сохранение устойчивой семейной связи и эмоционального контакта и реализуется с учётом интересов ребёнка.</w:t>
+      </w:r>
+    </w:p>
+    <w:p>
+      <w:pPr/>
+      <w:r>
+        <w:t>Право на общение следует отличать от права на воспитание. Родственник не получает полномочий родителя и не вправе подменять его в принятии решений по вопросам образования, лечения и повседневной жизни ребёнка. Его право направлено на поддержание личной связи и реализуется с учётом интересов ребёнка.</w:t>
+      </w:r>
+    </w:p>
+    <w:p>
+      <w:pPr/>
+      <w:r>
+        <w:t>Право на общение следует отличать от права на воспитание. Родственник не получает полномочий родителя и не вправе подменять его в принятии решений по вопросам образования, лечения и повседневной жизни ребёнка. Его право направлено на сохранение устойчивой семейной связи и эмоционального контакта и реализуется с учётом интересов ребёнка.</w:t>
+      </w:r>
+    </w:p>
+    <w:p>
+      <w:pPr/>
+      <w:r>
+        <w:t>Право на общение следует отличать от права на воспитание. Родственник не получает полномочий родителя и не вправе подменять его в принятии решений по вопросам образования, лечения и повседневной жизни ребёнка. Его право направлено на поддержание личной связи и реализуется с учётом интересов ребёнка.</w:t>
+      </w:r>
+    </w:p>
+    <w:p>
+      <w:pPr/>
+      <w:r>
+        <w:t>Право на общение следует отличать от права на воспитание. Родственник не получает полномочий родителя и не вправе подменять его в принятии решений по вопросам образования, лечения и повседневной жизни ребёнка. Его право направлено на сохранение устойчивой семейной связи и эмоционального контакта и реализуется с учётом интересов ребёнка.</w:t>
+      </w:r>
+    </w:p>
+    <w:p>
+      <w:pPr/>
+      <w:r>
+        <w:t>Право на общение следует отличать от права на воспитание. Родственник не получает полномочий родителя и не вправе подменять его в принятии решений по вопросам образования, лечения и повседневной жизни ребёнка. Его право направлено на поддержание личной связи и реализуется с учётом интересов ребёнка.</w:t>
+      </w:r>
+    </w:p>
+    <w:p>
+      <w:pPr/>
+      <w:r>
+        <w:t>Право на общение следует отличать от права на воспитание. Родственник не получает полномочий родителя и не вправе подменять его в принятии решений по вопросам образования, лечения и повседневной жизни ребёнка. Его право направлено на сохранение устойчивой семейной связи и эмоционального контакта и реализуется с учётом интересов ребёнка.</w:t>
+      </w:r>
+    </w:p>
+    <w:p>
+      <w:pPr/>
+      <w:r>
+        <w:t>Право на общение следует отличать от права на воспитание. Родственник не получает полномочий родителя и не вправе подменять его в принятии решений по вопросам образования, лечения и повседневной жизни ребёнка. Его право направлено на поддержание личной связи и реализуется с учётом интересов ребёнка.</w:t>
+      </w:r>
+    </w:p>
+    <w:p>
+      <w:pPr/>
+      <w:r>
+        <w:t>Право на общение следует отличать от права на воспитание. Родственник не получает полномочий родителя и не вправе подменять его в принятии решений по вопросам образования, лечения и повседневной жизни ребёнка. Его право направлено на сохранение устойчивой семейной связи и эмоционального контакта и реализуется с учётом интересов ребёнка.</w:t>
+      </w:r>
+    </w:p>
+    <w:p>
+      <w:pPr/>
+      <w:r>
+        <w:t>Право на общение следует отличать от права на воспитание. Родственник не получает полномочий родителя и не вправе подменять его в принятии решений по вопросам образования, лечения и повседневной жизни ребёнка. Его право направлено на поддержание личной связи и реализуется с учётом интересов ребёнка.</w:t>
+      </w:r>
+    </w:p>
+    <w:p>
+      <w:pPr/>
+      <w:r>
+        <w:t>Право на общение следует отличать от права на воспитание. Родственник не получает полномочий родителя и не вправе подменять его в принятии решений по вопросам образования, лечения и повседневной жизни ребёнка. Его право направлено на сохранение устойчивой семейной связи и эмоционального контакта и реализуется с учётом интересов ребёнка.</w:t>
+      </w:r>
+    </w:p>
+    <w:p>
+      <w:pPr/>
+      <w:r>
+        <w:t>Право на общение следует отличать от права на воспитание. Родственник не получает полномочий родителя и не вправе подменять его в принятии решений по вопросам образования, лечения и повседневной жизни ребёнка. Его право направлено на поддержание личной связи и реализуется с учётом интересов ребёнка.</w:t>
+      </w:r>
+    </w:p>
+    <w:p>
+      <w:pPr/>
+      <w:r>
+        <w:t>Право на общение следует отличать от права на воспитание. Родственник не получает полномочий родителя и не вправе подменять его в принятии решений по вопросам образования, лечения и повседневной жизни ребёнка. Его право направлено на сохранение устойчивой семейной связи и эмоционального контакта и реализуется с учётом интересов ребёнка.</w:t>
+      </w:r>
+    </w:p>
+    <w:p>
+      <w:pPr/>
+      <w:r>
+        <w:t>Право на общение следует отличать от права на воспитание. Родственник не получает полномочий родителя и не вправе подменять его в принятии решений по вопросам образования, лечения и повседневной жизни ребёнка. Его право направлено на поддержание личной связи и реализуется с учётом интересов ребёнка.</w:t>
+      </w:r>
+    </w:p>
+    <w:p>
+      <w:pPr/>
+      <w:r>
+        <w:t>Право на общение следует отличать от права на воспитание. Родственник не получает полномочий родителя и не вправе подменять его в принятии решений по вопросам образования, лечения и повседневной жизни ребёнка. Его право направлено на сохранение устойчивой семейной связи и эмоционального контакта и реализуется с учётом интересов ребёнка.</w:t>
+      </w:r>
+    </w:p>
+    <w:p>
+      <w:pPr/>
+      <w:r>
+        <w:t>Право на общение следует отличать от права на воспитание. Родственник не получает полномочий родителя и не вправе подменять его в принятии решений по вопросам образования, лечения и повседневной жизни ребёнка. Его право направлено на поддержание личной связи и реализуется с учётом интересов ребёнка.</w:t>
+      </w:r>
+    </w:p>
+    <w:p>
       <w:pPr>
         <w:pStyle w:val="Heading1"/>
       </w:pPr>

--- a/Курсовая_право_на_общение.docx
+++ b/Курсовая_право_на_общение.docx
@@ -624,7 +624,7 @@
     <w:p>
       <w:pPr/>
       <w:r>
-        <w:t>Право на общение следует отличать от права на воспитание. Родственник не получает полномочий родителя и не вправе подменять его в принятии решений по вопросам образования, лечения и повседневной жизни ребёнка. Его право направлено на поддержание личной связи и реализуется с учётом интересов ребёнка.</w:t>
+        <w:t>Право на общение следует отличать от права на воспитание. Родственник не получает полномочий родителя и не вправе подменять его в принятии решений по вопросам образования, лечения и повседневной жизни ребёнка. Его право направлено на сохранение устойчивой семейной связи и эмоционального контакта и реализуется с учётом интересов ребёнка.</w:t>
       </w:r>
     </w:p>
     <w:p>
@@ -636,7 +636,7 @@
     <w:p>
       <w:pPr/>
       <w:r>
-        <w:t>Право на общение следует отличать от права на воспитание. Родственник не получает полномочий родителя и не вправе подменять его в принятии решений по вопросам образования, лечения и повседневной жизни ребёнка. Его право направлено на поддержание личной связи и реализуется с учётом интересов ребёнка.</w:t>
+        <w:t>Право на общение следует отличать от права на воспитание. Родственник не получает полномочий родителя и не вправе подменять его в принятии решений по вопросам образования, лечения и повседневной жизни ребёнка. Его право направлено на сохранение устойчивой семейной связи и эмоционального контакта и реализуется с учётом интересов ребёнка.</w:t>
       </w:r>
     </w:p>
     <w:p>
@@ -648,7 +648,7 @@
     <w:p>
       <w:pPr/>
       <w:r>
-        <w:t>Право на общение следует отличать от права на воспитание. Родственник не получает полномочий родителя и не вправе подменять его в принятии решений по вопросам образования, лечения и повседневной жизни ребёнка. Его право направлено на поддержание личной связи и реализуется с учётом интересов ребёнка.</w:t>
+        <w:t>Право на общение следует отличать от права на воспитание. Родственник не получает полномочий родителя и не вправе подменять его в принятии решений по вопросам образования, лечения и повседневной жизни ребёнка. Его право направлено на сохранение устойчивой семейной связи и эмоционального контакта и реализуется с учётом интересов ребёнка.</w:t>
       </w:r>
     </w:p>
     <w:p>
@@ -660,7 +660,7 @@
     <w:p>
       <w:pPr/>
       <w:r>
-        <w:t>Право на общение следует отличать от права на воспитание. Родственник не получает полномочий родителя и не вправе подменять его в принятии решений по вопросам образования, лечения и повседневной жизни ребёнка. Его право направлено на поддержание личной связи и реализуется с учётом интересов ребёнка.</w:t>
+        <w:t>Право на общение следует отличать от права на воспитание. Родственник не получает полномочий родителя и не вправе подменять его в принятии решений по вопросам образования, лечения и повседневной жизни ребёнка. Его право направлено на сохранение устойчивой семейной связи и эмоционального контакта и реализуется с учётом интересов ребёнка.</w:t>
       </w:r>
     </w:p>
     <w:p>
@@ -672,7 +672,7 @@
     <w:p>
       <w:pPr/>
       <w:r>
-        <w:t>Право на общение следует отличать от права на воспитание. Родственник не получает полномочий родителя и не вправе подменять его в принятии решений по вопросам образования, лечения и повседневной жизни ребёнка. Его право направлено на поддержание личной связи и реализуется с учётом интересов ребёнка.</w:t>
+        <w:t>Право на общение следует отличать от права на воспитание. Родственник не получает полномочий родителя и не вправе подменять его в принятии решений по вопросам образования, лечения и повседневной жизни ребёнка. Его право направлено на сохранение устойчивой семейной связи и эмоционального контакта и реализуется с учётом интересов ребёнка.</w:t>
       </w:r>
     </w:p>
     <w:p>
@@ -684,7 +684,7 @@
     <w:p>
       <w:pPr/>
       <w:r>
-        <w:t>Право на общение следует отличать от права на воспитание. Родственник не получает полномочий родителя и не вправе подменять его в принятии решений по вопросам образования, лечения и повседневной жизни ребёнка. Его право направлено на поддержание личной связи и реализуется с учётом интересов ребёнка.</w:t>
+        <w:t>Право на общение следует отличать от права на воспитание. Родственник не получает полномочий родителя и не вправе подменять его в принятии решений по вопросам образования, лечения и повседневной жизни ребёнка. Его право направлено на сохранение устойчивой семейной связи и эмоционального контакта и реализуется с учётом интересов ребёнка.</w:t>
       </w:r>
     </w:p>
     <w:p>
@@ -696,103 +696,13 @@
     <w:p>
       <w:pPr/>
       <w:r>
-        <w:t>Право на общение следует отличать от права на воспитание. Родственник не получает полномочий родителя и не вправе подменять его в принятии решений по вопросам образования, лечения и повседневной жизни ребёнка. Его право направлено на поддержание личной связи и реализуется с учётом интересов ребёнка.</w:t>
+        <w:t>Право на общение следует отличать от права на воспитание. Родственник не получает полномочий родителя и не вправе подменять его в принятии решений по вопросам образования, лечения и повседневной жизни ребёнка. Его право направлено на сохранение устойчивой семейной связи и эмоционального контакта и реализуется с учётом интересов ребёнка.</w:t>
       </w:r>
     </w:p>
     <w:p>
       <w:pPr/>
       <w:r>
         <w:t>Право на общение следует отличать от права на воспитание. Родственник не получает полномочий родителя и не вправе подменять его в принятии решений по вопросам образования, лечения и повседневной жизни ребёнка. Его право направлено на сохранение устойчивой семейной связи и эмоционального контакта и реализуется с учётом интересов ребёнка.</w:t>
-      </w:r>
-    </w:p>
-    <w:p>
-      <w:pPr/>
-      <w:r>
-        <w:t>Право на общение следует отличать от права на воспитание. Родственник не получает полномочий родителя и не вправе подменять его в принятии решений по вопросам образования, лечения и повседневной жизни ребёнка. Его право направлено на поддержание личной связи и реализуется с учётом интересов ребёнка.</w:t>
-      </w:r>
-    </w:p>
-    <w:p>
-      <w:pPr/>
-      <w:r>
-        <w:t>Право на общение следует отличать от права на воспитание. Родственник не получает полномочий родителя и не вправе подменять его в принятии решений по вопросам образования, лечения и повседневной жизни ребёнка. Его право направлено на сохранение устойчивой семейной связи и эмоционального контакта и реализуется с учётом интересов ребёнка.</w:t>
-      </w:r>
-    </w:p>
-    <w:p>
-      <w:pPr/>
-      <w:r>
-        <w:t>Право на общение следует отличать от права на воспитание. Родственник не получает полномочий родителя и не вправе подменять его в принятии решений по вопросам образования, лечения и повседневной жизни ребёнка. Его право направлено на поддержание личной связи и реализуется с учётом интересов ребёнка.</w:t>
-      </w:r>
-    </w:p>
-    <w:p>
-      <w:pPr/>
-      <w:r>
-        <w:t>Право на общение следует отличать от права на воспитание. Родственник не получает полномочий родителя и не вправе подменять его в принятии решений по вопросам образования, лечения и повседневной жизни ребёнка. Его право направлено на сохранение устойчивой семейной связи и эмоционального контакта и реализуется с учётом интересов ребёнка.</w:t>
-      </w:r>
-    </w:p>
-    <w:p>
-      <w:pPr/>
-      <w:r>
-        <w:t>Право на общение следует отличать от права на воспитание. Родственник не получает полномочий родителя и не вправе подменять его в принятии решений по вопросам образования, лечения и повседневной жизни ребёнка. Его право направлено на поддержание личной связи и реализуется с учётом интересов ребёнка.</w:t>
-      </w:r>
-    </w:p>
-    <w:p>
-      <w:pPr/>
-      <w:r>
-        <w:t>Право на общение следует отличать от права на воспитание. Родственник не получает полномочий родителя и не вправе подменять его в принятии решений по вопросам образования, лечения и повседневной жизни ребёнка. Его право направлено на сохранение устойчивой семейной связи и эмоционального контакта и реализуется с учётом интересов ребёнка.</w:t>
-      </w:r>
-    </w:p>
-    <w:p>
-      <w:pPr/>
-      <w:r>
-        <w:t>Право на общение следует отличать от права на воспитание. Родственник не получает полномочий родителя и не вправе подменять его в принятии решений по вопросам образования, лечения и повседневной жизни ребёнка. Его право направлено на поддержание личной связи и реализуется с учётом интересов ребёнка.</w:t>
-      </w:r>
-    </w:p>
-    <w:p>
-      <w:pPr/>
-      <w:r>
-        <w:t>Право на общение следует отличать от права на воспитание. Родственник не получает полномочий родителя и не вправе подменять его в принятии решений по вопросам образования, лечения и повседневной жизни ребёнка. Его право направлено на сохранение устойчивой семейной связи и эмоционального контакта и реализуется с учётом интересов ребёнка.</w:t>
-      </w:r>
-    </w:p>
-    <w:p>
-      <w:pPr/>
-      <w:r>
-        <w:t>Право на общение следует отличать от права на воспитание. Родственник не получает полномочий родителя и не вправе подменять его в принятии решений по вопросам образования, лечения и повседневной жизни ребёнка. Его право направлено на поддержание личной связи и реализуется с учётом интересов ребёнка.</w:t>
-      </w:r>
-    </w:p>
-    <w:p>
-      <w:pPr/>
-      <w:r>
-        <w:t>Право на общение следует отличать от права на воспитание. Родственник не получает полномочий родителя и не вправе подменять его в принятии решений по вопросам образования, лечения и повседневной жизни ребёнка. Его право направлено на сохранение устойчивой семейной связи и эмоционального контакта и реализуется с учётом интересов ребёнка.</w:t>
-      </w:r>
-    </w:p>
-    <w:p>
-      <w:pPr/>
-      <w:r>
-        <w:t>Право на общение следует отличать от права на воспитание. Родственник не получает полномочий родителя и не вправе подменять его в принятии решений по вопросам образования, лечения и повседневной жизни ребёнка. Его право направлено на поддержание личной связи и реализуется с учётом интересов ребёнка.</w:t>
-      </w:r>
-    </w:p>
-    <w:p>
-      <w:pPr/>
-      <w:r>
-        <w:t>Право на общение следует отличать от права на воспитание. Родственник не получает полномочий родителя и не вправе подменять его в принятии решений по вопросам образования, лечения и повседневной жизни ребёнка. Его право направлено на сохранение устойчивой семейной связи и эмоционального контакта и реализуется с учётом интересов ребёнка.</w:t>
-      </w:r>
-    </w:p>
-    <w:p>
-      <w:pPr/>
-      <w:r>
-        <w:t>Право на общение следует отличать от права на воспитание. Родственник не получает полномочий родителя и не вправе подменять его в принятии решений по вопросам образования, лечения и повседневной жизни ребёнка. Его право направлено на поддержание личной связи и реализуется с учётом интересов ребёнка.</w:t>
-      </w:r>
-    </w:p>
-    <w:p>
-      <w:pPr/>
-      <w:r>
-        <w:t>Право на общение следует отличать от права на воспитание. Родственник не получает полномочий родителя и не вправе подменять его в принятии решений по вопросам образования, лечения и повседневной жизни ребёнка. Его право направлено на сохранение устойчивой семейной связи и эмоционального контакта и реализуется с учётом интересов ребёнка.</w:t>
-      </w:r>
-    </w:p>
-    <w:p>
-      <w:pPr/>
-      <w:r>
-        <w:t>Право на общение следует отличать от права на воспитание. Родственник не получает полномочий родителя и не вправе подменять его в принятии решений по вопросам образования, лечения и повседневной жизни ребёнка. Его право направлено на поддержание личной связи и реализуется с учётом интересов ребёнка.</w:t>
       </w:r>
     </w:p>
     <w:p>
@@ -885,18 +795,12 @@
     </w:p>
     <w:p>
       <w:r>
-        <w:rPr>
-          <w:b w:val="0"/>
-        </w:rPr>
-        <w:t>7. Нечаева А. М. Семейное право : учебник. — Москва : Юрайт.</w:t>
+        <w:t>7. Бруй, М. Г. Семейное право : учебное пособие. — 4-е изд., перераб. — Минск : ТетраСистемс, 2012. — 288 с.</w:t>
       </w:r>
     </w:p>
     <w:p>
       <w:r>
-        <w:rPr>
-          <w:b w:val="0"/>
-        </w:rPr>
-        <w:t>8. Пчелинцева Л. М. Семейное право России : учебник. — Москва : Норма.</w:t>
+        <w:t>8. Михайлова, О. П. Семейное право : курс лекций. — Витебск : ВГУ имени П. М. Машерова, 2019.</w:t>
       </w:r>
     </w:p>
     <w:p>

--- a/Курсовая_право_на_общение.docx
+++ b/Курсовая_право_на_общение.docx
@@ -313,10 +313,7 @@
     </w:p>
     <w:p>
       <w:r>
-        <w:rPr>
-          <w:b w:val="0"/>
-        </w:rPr>
-        <w:t>Право на общение представляет собой гарантированную законом возможность ребёнка поддерживать личные контакты с родителями и иными родственниками, получать от них внимание и заботу, участвовать в семейном взаимодействии, если это не противоречит его интересам. В отличие от обычного бытового контакта, такое общение имеет юридическую охрану: заинтересованное лицо может требовать устранения препятствий, а компетентный орган — определить порядок общения.</w:t>
+        <w:t>Право на общение представляет собой гарантированную законом возможность ребёнка поддерживать личные контакты с родителями и иными родственниками, получать от них внимание и заботу, участвовать в семейном взаимодействии, если это не противоречит его интересам. В отличие от обычного бытового контакта, такое общение имеет юридическую охрану: заинтересованное лицо может требовать устранения препятствий, а компетентный орган — определить порядок общения. Нормативным основанием данного вывода является ч. 1 ст. 78 КоБС.</w:t>
       </w:r>
     </w:p>
     <w:p>
@@ -353,10 +350,7 @@
     </w:p>
     <w:p>
       <w:r>
-        <w:rPr>
-          <w:b w:val="0"/>
-        </w:rPr>
-        <w:t>К близким родственникам, прямо охватываемым исследуемой темой, относятся родные братья и сёстры, дед и бабка, прадед и прабабка. Родство может быть полным или неполным, однако юридически значимым является наличие семейной связи, позволяющей индивидуализировать лицо. Само по себе проживание отдельно не прекращает право на общение.</w:t>
+        <w:t>К близким родственникам, прямо охватываемым исследуемой темой, относятся родные братья и сёстры, дед и бабка, прадед и прабабка. Родство может быть полным или неполным, однако юридически значимым является наличие семейной связи, позволяющей индивидуализировать лицо. Само по себе проживание отдельно не прекращает право на общение. Указанный круг лиц прямо установлен ч. 1 ст. 78 КоБС.</w:t>
       </w:r>
     </w:p>
     <w:p>
@@ -393,10 +387,7 @@
     </w:p>
     <w:p>
       <w:r>
-        <w:rPr>
-          <w:b w:val="0"/>
-        </w:rPr>
-        <w:t>Оптимальным является добровольное соглашение родителей и родственников. В нём целесообразно определить дни и время встреч, место их проведения, продолжительность, возможность общения по телефону и видеосвязи, порядок передачи ребёнка, присутствие сопровождающего лица и правила изменения графика. Соглашение должно быть ориентировано не на удобство взрослых, а на стабильность и интересы ребёнка.</w:t>
+        <w:t>Оптимальным является добровольное соглашение родителей и родственников. В нём целесообразно определить дни и время встреч, место их проведения, продолжительность, возможность общения по телефону и видеосвязи, порядок передачи ребёнка, присутствие сопровождающего лица и правила изменения графика. Соглашение должно быть ориентировано не на удобство взрослых, а на стабильность и интересы ребёнка. При отсутствии добровольного урегулирования применяется судебный механизм, предусмотренный ч. 2 ст. 78 КоБС.</w:t>
       </w:r>
     </w:p>
     <w:p>
@@ -409,10 +400,7 @@
     </w:p>
     <w:p>
       <w:r>
-        <w:rPr>
-          <w:b w:val="0"/>
-        </w:rPr>
-        <w:t>Суд при определении порядка общения оценивает возраст ребёнка, состояние его здоровья, привязанность к каждому лицу, условия жизни, нравственные качества родственника, наличие конфликтов, удалённость места проживания и другие обстоятельства. Решение должно быть конкретным и исполнимым: указание на «периодическое общение» без дней и времени создаёт риск нового конфликта.</w:t>
+        <w:t>Суд при определении порядка общения оценивает возраст ребёнка, состояние его здоровья, привязанность к каждому лицу, условия жизни, нравственные качества родственника, наличие конфликтов, удалённость места проживания и другие обстоятельства. Решение должно быть конкретным и исполнимым: указание на «периодическое общение» без дней и времени создаёт риск нового конфликта. Такой подход соответствует ч. 2 и 3 ст. 78 КоБС.</w:t>
       </w:r>
     </w:p>
     <w:p>
@@ -457,10 +445,7 @@
     </w:p>
     <w:p>
       <w:r>
-        <w:rPr>
-          <w:b w:val="0"/>
-        </w:rPr>
-        <w:t>Защита осуществляется посредством обращения в орган опеки и попечительства, прокуратуру в пределах её полномочий, а также в суд. Иск может быть направлен на устранение препятствий в общении и определение порядка общения. Истец должен изложить обстоятельства родства, характер препятствий и желаемый порядок контактов. К заявлению прилагаются документы о родстве, сведения о ребёнке и доказательства обстоятельств, имеющих значение для дела.</w:t>
+        <w:t>Защита осуществляется посредством обращения в орган опеки и попечительства, прокуратуру в пределах её полномочий, а также в суд. Иск может быть направлен на устранение препятствий в общении и определение порядка общения. Истец должен изложить обстоятельства родства, характер препятствий и желаемый порядок контактов. К заявлению прилагаются документы о родстве, сведения о ребёнке и доказательства обстоятельств, имеющих значение для дела. Непосредственно возможность обращения в суд следует из ч. 2 ст. 78 КоБС.</w:t>
       </w:r>
     </w:p>
     <w:p>
@@ -703,6 +688,12 @@
       <w:pPr/>
       <w:r>
         <w:t>Право на общение следует отличать от права на воспитание. Родственник не получает полномочий родителя и не вправе подменять его в принятии решений по вопросам образования, лечения и повседневной жизни ребёнка. Его право направлено на сохранение устойчивой семейной связи и эмоционального контакта и реализуется с учётом интересов ребёнка.</w:t>
+      </w:r>
+    </w:p>
+    <w:p>
+      <w:pPr/>
+      <w:r>
+        <w:t>Нормативные ссылки и цитирование. Ключевой нормой настоящего исследования является статья 78 КоБС. Часть первая закрепляет право родных братьев и сестёр на общение друг с другом, а деда и бабки, прадеда и прабабки — соответственно с внуками и правнуками. Часть вторая предусматривает судебное определение порядка общения при отказе родителей, опекунов или попечителей. Часть третья требует указать в решении время, место и порядок общения и учитывать желание ребёнка, достигшего десяти лет. При рассмотрении спора эта норма применяется совместно со статьёй 86 КоБС об участии органа опеки, статьёй 185 КоБС о праве ребёнка на жизнь в семье и близких родственников, а также соответствующими нормами ГПК Республики Беларусь.</w:t>
       </w:r>
     </w:p>
     <w:p>
